--- a/docs/lista_louvores/Textos_Louvores/LOUVADO SEJA.docx
+++ b/docs/lista_louvores/Textos_Louvores/LOUVADO SEJA.docx
@@ -4,323 +4,234 @@
   <w:body>
     <w:p>
       <w:pPr>
-        <w:pStyle w:val="PargrafodaLista"/>
-        <w:numPr>
-          <w:ilvl w:val="0"/>
-          <w:numId w:val="1"/>
-        </w:numPr>
-        <w:spacing w:before="120" w:line="240" w:lineRule="auto"/>
-        <w:contextualSpacing w:val="0"/>
-        <w:rPr>
-          <w:rFonts w:ascii="Times New Roman" w:hAnsi="Times New Roman" w:cs="Times New Roman"/>
-          <w:b/>
-          <w:bCs/>
-          <w:color w:val="000000"/>
-          <w:sz w:val="28"/>
-          <w:szCs w:val="28"/>
-        </w:rPr>
-      </w:pPr>
-      <w:r>
-        <w:rPr>
-          <w:rFonts w:ascii="Times New Roman" w:hAnsi="Times New Roman" w:cs="Times New Roman"/>
-          <w:color w:val="000000"/>
-          <w:sz w:val="28"/>
-          <w:szCs w:val="28"/>
-        </w:rPr>
+        <w:pStyle w:val="Ttulo1"/>
+      </w:pPr>
+      <w:r>
         <w:t>Louvado seja</w:t>
       </w:r>
     </w:p>
     <w:p>
       <w:pPr>
-        <w:pStyle w:val="SemEspaamento"/>
-        <w:numPr>
-          <w:ilvl w:val="0"/>
-          <w:numId w:val="2"/>
-        </w:numPr>
-        <w:spacing w:before="0"/>
-        <w:ind w:left="1077" w:hanging="357"/>
-        <w:rPr>
-          <w:rFonts w:ascii="Times New Roman" w:hAnsi="Times New Roman" w:cs="Times New Roman"/>
+        <w:rPr>
+          <w:rFonts w:ascii="Times New Roman" w:hAnsi="Times New Roman"/>
           <w:b/>
           <w:bCs/>
           <w:i/>
           <w:iCs/>
-          <w:sz w:val="24"/>
-          <w:szCs w:val="24"/>
-          <w:u w:val="none"/>
-        </w:rPr>
-      </w:pPr>
-      <w:r>
-        <w:rPr>
-          <w:rFonts w:ascii="Times New Roman" w:hAnsi="Times New Roman" w:cs="Times New Roman"/>
+        </w:rPr>
+      </w:pPr>
+      <w:r>
+        <w:rPr>
+          <w:rFonts w:ascii="Times New Roman" w:hAnsi="Times New Roman"/>
           <w:b/>
           <w:bCs/>
           <w:i/>
           <w:iCs/>
-          <w:sz w:val="24"/>
-          <w:szCs w:val="24"/>
-          <w:u w:val="none"/>
         </w:rPr>
         <w:t xml:space="preserve">Louvado seja, Senhor, Teu nome </w:t>
       </w:r>
       <w:r>
         <w:rPr>
-          <w:rFonts w:ascii="Times New Roman" w:hAnsi="Times New Roman" w:cs="Times New Roman"/>
+          <w:rFonts w:ascii="Times New Roman" w:hAnsi="Times New Roman"/>
           <w:b/>
           <w:bCs/>
           <w:i/>
           <w:iCs/>
-          <w:sz w:val="24"/>
-          <w:szCs w:val="24"/>
-          <w:u w:val="none"/>
         </w:rPr>
         <w:br/>
-        <w:t xml:space="preserve">Entronizado entre as nações </w:t>
-      </w:r>
-    </w:p>
-    <w:p>
-      <w:pPr>
-        <w:pStyle w:val="SemEspaamento"/>
-        <w:numPr>
-          <w:ilvl w:val="0"/>
-          <w:numId w:val="2"/>
-        </w:numPr>
-        <w:spacing w:before="0"/>
-        <w:ind w:left="1077" w:hanging="357"/>
-        <w:rPr>
-          <w:rFonts w:ascii="Times New Roman" w:hAnsi="Times New Roman" w:cs="Times New Roman"/>
+      </w:r>
+      <w:r>
+        <w:rPr>
+          <w:rFonts w:ascii="Times New Roman" w:hAnsi="Times New Roman"/>
           <w:b/>
           <w:bCs/>
           <w:i/>
           <w:iCs/>
-          <w:sz w:val="24"/>
-          <w:szCs w:val="24"/>
-          <w:u w:val="none"/>
-        </w:rPr>
-      </w:pPr>
-      <w:r>
-        <w:rPr>
-          <w:rFonts w:ascii="Times New Roman" w:hAnsi="Times New Roman" w:cs="Times New Roman"/>
+        </w:rPr>
+        <w:t xml:space="preserve">Entronizado entre as nações </w:t>
+      </w:r>
+      <w:r>
+        <w:rPr>
+          <w:rFonts w:ascii="Times New Roman" w:hAnsi="Times New Roman"/>
           <w:b/>
           <w:bCs/>
           <w:i/>
           <w:iCs/>
-          <w:sz w:val="24"/>
-          <w:szCs w:val="24"/>
-          <w:u w:val="none"/>
-        </w:rPr>
-        <w:t xml:space="preserve">Exaltarei a Ti, Senhor, </w:t>
-      </w:r>
-      <w:r>
-        <w:rPr>
-          <w:rFonts w:ascii="Times New Roman" w:hAnsi="Times New Roman" w:cs="Times New Roman"/>
+        </w:rPr>
+        <w:br/>
+      </w:r>
+      <w:r>
+        <w:rPr>
+          <w:rFonts w:ascii="Times New Roman" w:hAnsi="Times New Roman"/>
           <w:b/>
           <w:bCs/>
           <w:i/>
           <w:iCs/>
-          <w:sz w:val="24"/>
-          <w:szCs w:val="24"/>
-          <w:u w:val="none"/>
+        </w:rPr>
+        <w:t xml:space="preserve">Exaltarei a Ti, Senhor, </w:t>
+      </w:r>
+      <w:r>
+        <w:rPr>
+          <w:rFonts w:ascii="Times New Roman" w:hAnsi="Times New Roman"/>
+          <w:b/>
+          <w:bCs/>
+          <w:i/>
+          <w:iCs/>
         </w:rPr>
         <w:br/>
+      </w:r>
+      <w:r>
+        <w:rPr>
+          <w:rFonts w:ascii="Times New Roman" w:hAnsi="Times New Roman"/>
+          <w:b/>
+          <w:bCs/>
+          <w:i/>
+          <w:iCs/>
+        </w:rPr>
         <w:t xml:space="preserve">Pelo que Tu és eu Te adorarei </w:t>
       </w:r>
     </w:p>
     <w:p>
       <w:pPr>
-        <w:pStyle w:val="SemEspaamento"/>
-        <w:numPr>
-          <w:ilvl w:val="0"/>
-          <w:numId w:val="2"/>
-        </w:numPr>
-        <w:spacing w:before="0"/>
-        <w:ind w:left="1077" w:hanging="357"/>
-        <w:rPr>
-          <w:rFonts w:ascii="Times New Roman" w:hAnsi="Times New Roman" w:cs="Times New Roman"/>
-          <w:sz w:val="24"/>
-          <w:szCs w:val="24"/>
-          <w:u w:val="none"/>
-        </w:rPr>
-      </w:pPr>
-      <w:r>
-        <w:rPr>
-          <w:rFonts w:ascii="Times New Roman" w:hAnsi="Times New Roman" w:cs="Times New Roman"/>
-          <w:sz w:val="24"/>
-          <w:szCs w:val="24"/>
-          <w:u w:val="none"/>
+        <w:rPr>
+          <w:rFonts w:ascii="Times New Roman" w:hAnsi="Times New Roman"/>
+        </w:rPr>
+      </w:pPr>
+      <w:r>
+        <w:rPr>
+          <w:rFonts w:ascii="Times New Roman" w:hAnsi="Times New Roman"/>
         </w:rPr>
         <w:t xml:space="preserve">Recebe a minha adoração </w:t>
       </w:r>
       <w:r>
         <w:rPr>
-          <w:rFonts w:ascii="Times New Roman" w:hAnsi="Times New Roman" w:cs="Times New Roman"/>
-          <w:sz w:val="24"/>
-          <w:szCs w:val="24"/>
-          <w:u w:val="none"/>
+          <w:rFonts w:ascii="Times New Roman" w:hAnsi="Times New Roman"/>
         </w:rPr>
         <w:br/>
+      </w:r>
+      <w:r>
+        <w:rPr>
+          <w:rFonts w:ascii="Times New Roman" w:hAnsi="Times New Roman"/>
+        </w:rPr>
         <w:t xml:space="preserve">que é fruto de Tua graça a mim </w:t>
       </w:r>
     </w:p>
     <w:p>
       <w:pPr>
-        <w:pStyle w:val="SemEspaamento"/>
-        <w:numPr>
-          <w:ilvl w:val="0"/>
-          <w:numId w:val="2"/>
-        </w:numPr>
-        <w:spacing w:before="0"/>
-        <w:ind w:left="1077" w:hanging="357"/>
-        <w:rPr>
-          <w:rFonts w:ascii="Times New Roman" w:hAnsi="Times New Roman" w:cs="Times New Roman"/>
-          <w:sz w:val="24"/>
-          <w:szCs w:val="24"/>
-          <w:u w:val="none"/>
-        </w:rPr>
-      </w:pPr>
-      <w:r>
-        <w:rPr>
-          <w:rFonts w:ascii="Times New Roman" w:hAnsi="Times New Roman" w:cs="Times New Roman"/>
-          <w:sz w:val="24"/>
-          <w:szCs w:val="24"/>
-          <w:u w:val="none"/>
+        <w:rPr>
+          <w:rFonts w:ascii="Times New Roman" w:hAnsi="Times New Roman"/>
+        </w:rPr>
+      </w:pPr>
+      <w:r>
+        <w:rPr>
+          <w:rFonts w:ascii="Times New Roman" w:hAnsi="Times New Roman"/>
         </w:rPr>
         <w:t xml:space="preserve">E do Teu amor que restaura em mim </w:t>
       </w:r>
       <w:r>
         <w:rPr>
-          <w:rFonts w:ascii="Times New Roman" w:hAnsi="Times New Roman" w:cs="Times New Roman"/>
-          <w:sz w:val="24"/>
-          <w:szCs w:val="24"/>
-          <w:u w:val="none"/>
+          <w:rFonts w:ascii="Times New Roman" w:hAnsi="Times New Roman"/>
         </w:rPr>
         <w:br/>
+      </w:r>
+      <w:r>
+        <w:rPr>
+          <w:rFonts w:ascii="Times New Roman" w:hAnsi="Times New Roman"/>
+        </w:rPr>
         <w:t xml:space="preserve">o meu amor por Ti, Jesus </w:t>
       </w:r>
     </w:p>
     <w:p>
       <w:pPr>
-        <w:pStyle w:val="SemEspaamento"/>
-        <w:numPr>
-          <w:ilvl w:val="0"/>
-          <w:numId w:val="2"/>
-        </w:numPr>
-        <w:spacing w:before="0"/>
-        <w:ind w:left="1077" w:hanging="357"/>
-        <w:rPr>
-          <w:rFonts w:ascii="Times New Roman" w:hAnsi="Times New Roman" w:cs="Times New Roman"/>
-          <w:sz w:val="24"/>
-          <w:szCs w:val="24"/>
-          <w:u w:val="none"/>
-        </w:rPr>
-      </w:pPr>
-      <w:r>
-        <w:rPr>
-          <w:rFonts w:ascii="Times New Roman" w:hAnsi="Times New Roman" w:cs="Times New Roman"/>
-          <w:sz w:val="24"/>
-          <w:szCs w:val="24"/>
-          <w:u w:val="none"/>
+        <w:rPr>
+          <w:rFonts w:ascii="Times New Roman" w:hAnsi="Times New Roman"/>
+        </w:rPr>
+      </w:pPr>
+      <w:r>
+        <w:rPr>
+          <w:rFonts w:ascii="Times New Roman" w:hAnsi="Times New Roman"/>
         </w:rPr>
         <w:t xml:space="preserve">Engrandecerei e exaltarei Teu nome! </w:t>
       </w:r>
       <w:r>
         <w:rPr>
-          <w:rFonts w:ascii="Times New Roman" w:hAnsi="Times New Roman" w:cs="Times New Roman"/>
-          <w:sz w:val="24"/>
-          <w:szCs w:val="24"/>
-          <w:u w:val="none"/>
+          <w:rFonts w:ascii="Times New Roman" w:hAnsi="Times New Roman"/>
         </w:rPr>
         <w:br/>
+      </w:r>
+      <w:r>
+        <w:rPr>
+          <w:rFonts w:ascii="Times New Roman" w:hAnsi="Times New Roman"/>
+        </w:rPr>
         <w:t xml:space="preserve">Diante dos reis e dos poderosos </w:t>
       </w:r>
       <w:r>
         <w:rPr>
-          <w:rFonts w:ascii="Times New Roman" w:hAnsi="Times New Roman" w:cs="Times New Roman"/>
-          <w:sz w:val="24"/>
-          <w:szCs w:val="24"/>
-          <w:u w:val="none"/>
+          <w:rFonts w:ascii="Times New Roman" w:hAnsi="Times New Roman"/>
         </w:rPr>
         <w:br/>
+      </w:r>
+      <w:r>
+        <w:rPr>
+          <w:rFonts w:ascii="Times New Roman" w:hAnsi="Times New Roman"/>
+        </w:rPr>
         <w:t xml:space="preserve">Eu louvarei a Ti, Senhor... </w:t>
       </w:r>
     </w:p>
     <w:p>
       <w:pPr>
-        <w:pStyle w:val="SemEspaamento"/>
-        <w:numPr>
-          <w:ilvl w:val="0"/>
-          <w:numId w:val="2"/>
-        </w:numPr>
-        <w:spacing w:before="0"/>
-        <w:ind w:left="1077" w:hanging="357"/>
-        <w:rPr>
-          <w:rFonts w:ascii="Times New Roman" w:hAnsi="Times New Roman" w:cs="Times New Roman"/>
+        <w:rPr>
+          <w:rFonts w:ascii="Times New Roman" w:hAnsi="Times New Roman"/>
           <w:b/>
           <w:bCs/>
-          <w:sz w:val="24"/>
-          <w:szCs w:val="24"/>
-          <w:u w:val="none"/>
-        </w:rPr>
-      </w:pPr>
-      <w:r>
-        <w:rPr>
-          <w:rFonts w:ascii="Times New Roman" w:hAnsi="Times New Roman" w:cs="Times New Roman"/>
+        </w:rPr>
+      </w:pPr>
+      <w:r>
+        <w:rPr>
+          <w:rFonts w:ascii="Times New Roman" w:hAnsi="Times New Roman"/>
           <w:b/>
           <w:bCs/>
-          <w:sz w:val="24"/>
-          <w:szCs w:val="24"/>
-          <w:u w:val="none"/>
         </w:rPr>
         <w:t>[REPETE ACIMA]</w:t>
       </w:r>
     </w:p>
     <w:p>
       <w:pPr>
-        <w:pStyle w:val="SemEspaamento"/>
-        <w:numPr>
-          <w:ilvl w:val="0"/>
-          <w:numId w:val="2"/>
-        </w:numPr>
-        <w:spacing w:before="0"/>
-        <w:ind w:left="1077" w:hanging="357"/>
-        <w:rPr>
-          <w:rFonts w:ascii="Times New Roman" w:hAnsi="Times New Roman" w:cs="Times New Roman"/>
-          <w:sz w:val="24"/>
-          <w:szCs w:val="24"/>
-          <w:u w:val="none"/>
-        </w:rPr>
-      </w:pPr>
-      <w:r>
-        <w:rPr>
-          <w:rFonts w:ascii="Times New Roman" w:hAnsi="Times New Roman" w:cs="Times New Roman"/>
-          <w:sz w:val="24"/>
-          <w:szCs w:val="24"/>
-          <w:u w:val="none"/>
+        <w:rPr>
+          <w:rFonts w:ascii="Times New Roman" w:hAnsi="Times New Roman"/>
+        </w:rPr>
+      </w:pPr>
+      <w:r>
+        <w:rPr>
+          <w:rFonts w:ascii="Times New Roman" w:hAnsi="Times New Roman"/>
         </w:rPr>
         <w:t xml:space="preserve">Engrandecerei e exaltarei Teu nome! </w:t>
       </w:r>
       <w:r>
         <w:rPr>
-          <w:rFonts w:ascii="Times New Roman" w:hAnsi="Times New Roman" w:cs="Times New Roman"/>
-          <w:sz w:val="24"/>
-          <w:szCs w:val="24"/>
-          <w:u w:val="none"/>
+          <w:rFonts w:ascii="Times New Roman" w:hAnsi="Times New Roman"/>
         </w:rPr>
         <w:br/>
+      </w:r>
+      <w:r>
+        <w:rPr>
+          <w:rFonts w:ascii="Times New Roman" w:hAnsi="Times New Roman"/>
+        </w:rPr>
         <w:t xml:space="preserve">Diante dos reis e dos poderosos </w:t>
       </w:r>
       <w:r>
         <w:rPr>
-          <w:rFonts w:ascii="Times New Roman" w:hAnsi="Times New Roman" w:cs="Times New Roman"/>
-          <w:sz w:val="24"/>
-          <w:szCs w:val="24"/>
-          <w:u w:val="none"/>
+          <w:rFonts w:ascii="Times New Roman" w:hAnsi="Times New Roman"/>
         </w:rPr>
         <w:br/>
-        <w:t xml:space="preserve">Eu louvarei a Ti, Senhor! </w:t>
+      </w:r>
+      <w:r>
+        <w:rPr>
+          <w:rFonts w:ascii="Times New Roman" w:hAnsi="Times New Roman"/>
+        </w:rPr>
+        <w:t>Eu louvarei a Ti, Senhor!</w:t>
       </w:r>
     </w:p>
-    <w:p/>
     <w:sectPr>
       <w:pgSz w:w="11906" w:h="16838"/>
       <w:pgMar w:top="1417" w:right="1701" w:bottom="1417" w:left="1701" w:header="708" w:footer="708" w:gutter="0"/>
